--- a/pr-preview/pr-69/chapters/03-observational-studies-tracked-changes.docx
+++ b/pr-preview/pr-69/chapters/03-observational-studies-tracked-changes.docx
@@ -742,10 +742,10 @@
         </m:oMathParaPr>
         <m:oMath>
           <m:r>
-            <m:t>P</m:t>
-          </m:r>
-          <m:r>
-            <m:t>r</m:t>
+            <m:rPr>
+              <m:sty m:val="p"/>
+            </m:rPr>
+            <m:t>Pr</m:t>
           </m:r>
           <m:r>
             <m:rPr>
@@ -814,10 +814,10 @@
             <m:t>=</m:t>
           </m:r>
           <m:r>
-            <m:t>P</m:t>
-          </m:r>
-          <m:r>
-            <m:t>r</m:t>
+            <m:rPr>
+              <m:sty m:val="p"/>
+            </m:rPr>
+            <m:t>Pr</m:t>
           </m:r>
           <m:r>
             <m:rPr>
@@ -886,10 +886,10 @@
             <m:t>=</m:t>
           </m:r>
           <m:r>
-            <m:t>P</m:t>
-          </m:r>
-          <m:r>
-            <m:t>r</m:t>
+            <m:rPr>
+              <m:sty m:val="p"/>
+            </m:rPr>
+            <m:t>Pr</m:t>
           </m:r>
           <m:r>
             <m:rPr>
@@ -1199,10 +1199,10 @@
               </m:oMathParaPr>
               <m:oMath>
                 <m:r>
-                  <m:t>P</m:t>
-                </m:r>
-                <m:r>
-                  <m:t>r</m:t>
+                  <m:rPr>
+                    <m:sty m:val="p"/>
+                  </m:rPr>
+                  <m:t>Pr</m:t>
                 </m:r>
                 <m:r>
                   <m:rPr>
@@ -1271,10 +1271,10 @@
                   <m:t>≠</m:t>
                 </m:r>
                 <m:r>
-                  <m:t>P</m:t>
-                </m:r>
-                <m:r>
-                  <m:t>r</m:t>
+                  <m:rPr>
+                    <m:sty m:val="p"/>
+                  </m:rPr>
+                  <m:t>Pr</m:t>
                 </m:r>
                 <m:r>
                   <m:rPr>
@@ -1710,10 +1710,10 @@
             </w:r>
             <m:oMath>
               <m:r>
-                <m:t>P</m:t>
-              </m:r>
-              <m:r>
-                <m:t>r</m:t>
+                <m:rPr>
+                  <m:sty m:val="p"/>
+                </m:rPr>
+                <m:t>Pr</m:t>
               </m:r>
               <m:r>
                 <m:rPr>
@@ -1754,10 +1754,10 @@
               </m:oMathParaPr>
               <m:oMath>
                 <m:r>
-                  <m:t>P</m:t>
-                </m:r>
-                <m:r>
-                  <m:t>r</m:t>
+                  <m:rPr>
+                    <m:sty m:val="p"/>
+                  </m:rPr>
+                  <m:t>Pr</m:t>
                 </m:r>
                 <m:r>
                   <m:rPr>
@@ -1920,10 +1920,10 @@
               </m:oMathParaPr>
               <m:oMath>
                 <m:r>
-                  <m:t>P</m:t>
-                </m:r>
-                <m:r>
-                  <m:t>r</m:t>
+                  <m:rPr>
+                    <m:sty m:val="p"/>
+                  </m:rPr>
+                  <m:t>Pr</m:t>
                 </m:r>
                 <m:r>
                   <m:rPr>
@@ -2213,10 +2213,10 @@
       </w:r>
       <m:oMath>
         <m:r>
-          <m:t>P</m:t>
-        </m:r>
-        <m:r>
-          <m:t>r</m:t>
+          <m:rPr>
+            <m:sty m:val="p"/>
+          </m:rPr>
+          <m:t>Pr</m:t>
         </m:r>
         <m:r>
           <m:rPr>
@@ -4040,10 +4040,10 @@
             </w:r>
             <m:oMath>
               <m:r>
-                <m:t>P</m:t>
-              </m:r>
-              <m:r>
-                <m:t>r</m:t>
+                <m:rPr>
+                  <m:sty m:val="p"/>
+                </m:rPr>
+                <m:t>Pr</m:t>
               </m:r>
               <m:r>
                 <m:rPr>
@@ -4094,10 +4094,10 @@
                 <m:t>−</m:t>
               </m:r>
               <m:r>
-                <m:t>P</m:t>
-              </m:r>
-              <m:r>
-                <m:t>r</m:t>
+                <m:rPr>
+                  <m:sty m:val="p"/>
+                </m:rPr>
+                <m:t>Pr</m:t>
               </m:r>
               <m:r>
                 <m:rPr>
@@ -4446,10 +4446,10 @@
       </w:r>
       <m:oMath>
         <m:r>
-          <m:t>P</m:t>
-        </m:r>
-        <m:r>
-          <m:t>r</m:t>
+          <m:rPr>
+            <m:sty m:val="p"/>
+          </m:rPr>
+          <m:t>Pr</m:t>
         </m:r>
         <m:r>
           <m:rPr>
